--- a/assets/Peng LUO_CV.docx
+++ b/assets/Peng LUO_CV.docx
@@ -4358,18 +4358,6 @@
           <w:szCs w:val="20"/>
           <w:u w:val="single"/>
         </w:rPr>
-        <w:t>*</w:t>
-      </w:r>
-      <w:r>
-        <w:rPr>
-          <w:rFonts w:ascii="Century" w:hAnsi="Century" w:hint="eastAsia"/>
-          <w:b/>
-          <w:bCs/>
-          <w:color w:val="222222"/>
-          <w:sz w:val="20"/>
-          <w:szCs w:val="20"/>
-          <w:u w:val="single"/>
-        </w:rPr>
         <w:t>,</w:t>
       </w:r>
       <w:r>
@@ -4710,6 +4698,298 @@
       </w:pPr>
       <w:r>
         <w:rPr>
+          <w:rFonts w:ascii="Century" w:hAnsi="Century"/>
+          <w:color w:val="222222"/>
+          <w:sz w:val="20"/>
+          <w:szCs w:val="20"/>
+        </w:rPr>
+        <w:t>Yap, W., Duarte, F., Yu, Z., Jang, K</w:t>
+      </w:r>
+      <w:r>
+        <w:rPr>
+          <w:rFonts w:ascii="Century" w:hAnsi="Century" w:hint="eastAsia"/>
+          <w:color w:val="222222"/>
+          <w:sz w:val="20"/>
+          <w:szCs w:val="20"/>
+        </w:rPr>
+        <w:t xml:space="preserve">., </w:t>
+      </w:r>
+      <w:r>
+        <w:rPr>
+          <w:rFonts w:ascii="Century" w:hAnsi="Century"/>
+          <w:b/>
+          <w:bCs/>
+          <w:color w:val="222222"/>
+          <w:sz w:val="20"/>
+          <w:szCs w:val="20"/>
+          <w:u w:val="single"/>
+        </w:rPr>
+        <w:t>Luo, P</w:t>
+      </w:r>
+      <w:r>
+        <w:rPr>
+          <w:rFonts w:ascii="Century" w:hAnsi="Century"/>
+          <w:color w:val="222222"/>
+          <w:sz w:val="20"/>
+          <w:szCs w:val="20"/>
+        </w:rPr>
+        <w:t>.,</w:t>
+      </w:r>
+      <w:r>
+        <w:rPr>
+          <w:rFonts w:ascii="Century" w:hAnsi="Century" w:hint="eastAsia"/>
+          <w:color w:val="222222"/>
+          <w:sz w:val="20"/>
+          <w:szCs w:val="20"/>
+        </w:rPr>
+        <w:t xml:space="preserve"> </w:t>
+      </w:r>
+      <w:r>
+        <w:rPr>
+          <w:rFonts w:ascii="Century" w:hAnsi="Century"/>
+          <w:color w:val="222222"/>
+          <w:sz w:val="20"/>
+          <w:szCs w:val="20"/>
+        </w:rPr>
+        <w:t xml:space="preserve">Ratti, C., Biljecki, F., Multifold Health Gains from Addressing Urban Inequality across Major US Cities. Nature </w:t>
+      </w:r>
+      <w:r>
+        <w:rPr>
+          <w:rFonts w:ascii="Century" w:hAnsi="Century" w:hint="eastAsia"/>
+          <w:color w:val="222222"/>
+          <w:sz w:val="20"/>
+          <w:szCs w:val="20"/>
+        </w:rPr>
+        <w:t>Health</w:t>
+      </w:r>
+      <w:r>
+        <w:rPr>
+          <w:rFonts w:ascii="Century" w:hAnsi="Century"/>
+          <w:color w:val="222222"/>
+          <w:sz w:val="20"/>
+          <w:szCs w:val="20"/>
+        </w:rPr>
+        <w:t xml:space="preserve"> </w:t>
+      </w:r>
+    </w:p>
+    <w:p>
+      <w:pPr>
+        <w:spacing w:after="120" w:line="240" w:lineRule="auto"/>
+        <w:ind w:left="1728" w:hanging="720"/>
+        <w:jc w:val="both"/>
+        <w:rPr>
+          <w:rFonts w:ascii="Century" w:hAnsi="Century"/>
+          <w:color w:val="222222"/>
+          <w:sz w:val="20"/>
+          <w:szCs w:val="20"/>
+        </w:rPr>
+      </w:pPr>
+      <w:r>
+        <w:rPr>
+          <w:rFonts w:ascii="Century" w:hAnsi="Century"/>
+          <w:color w:val="222222"/>
+          <w:sz w:val="20"/>
+          <w:szCs w:val="20"/>
+        </w:rPr>
+        <w:t>Cui,</w:t>
+      </w:r>
+      <w:r>
+        <w:rPr>
+          <w:rFonts w:ascii="Century" w:hAnsi="Century" w:hint="eastAsia"/>
+          <w:color w:val="222222"/>
+          <w:sz w:val="20"/>
+          <w:szCs w:val="20"/>
+        </w:rPr>
+        <w:t xml:space="preserve"> W.,</w:t>
+      </w:r>
+      <w:r>
+        <w:rPr>
+          <w:rFonts w:ascii="Century" w:hAnsi="Century"/>
+          <w:color w:val="222222"/>
+          <w:sz w:val="20"/>
+          <w:szCs w:val="20"/>
+        </w:rPr>
+        <w:t xml:space="preserve"> </w:t>
+      </w:r>
+      <w:r>
+        <w:rPr>
+          <w:rFonts w:ascii="Century" w:hAnsi="Century"/>
+          <w:b/>
+          <w:bCs/>
+          <w:color w:val="222222"/>
+          <w:sz w:val="20"/>
+          <w:szCs w:val="20"/>
+          <w:u w:val="single"/>
+        </w:rPr>
+        <w:t>Luo,</w:t>
+      </w:r>
+      <w:r>
+        <w:rPr>
+          <w:rFonts w:ascii="Century" w:hAnsi="Century" w:hint="eastAsia"/>
+          <w:b/>
+          <w:bCs/>
+          <w:color w:val="222222"/>
+          <w:sz w:val="20"/>
+          <w:szCs w:val="20"/>
+          <w:u w:val="single"/>
+        </w:rPr>
+        <w:t xml:space="preserve"> P.</w:t>
+      </w:r>
+      <w:proofErr w:type="gramStart"/>
+      <w:r>
+        <w:rPr>
+          <w:rFonts w:ascii="Century" w:hAnsi="Century" w:hint="eastAsia"/>
+          <w:b/>
+          <w:bCs/>
+          <w:color w:val="222222"/>
+          <w:sz w:val="20"/>
+          <w:szCs w:val="20"/>
+          <w:u w:val="single"/>
+        </w:rPr>
+        <w:t>,</w:t>
+      </w:r>
+      <w:r>
+        <w:rPr>
+          <w:rFonts w:ascii="Century" w:hAnsi="Century" w:hint="eastAsia"/>
+          <w:color w:val="222222"/>
+          <w:sz w:val="20"/>
+          <w:szCs w:val="20"/>
+        </w:rPr>
+        <w:t xml:space="preserve"> </w:t>
+      </w:r>
+      <w:r>
+        <w:rPr>
+          <w:rFonts w:ascii="Century" w:hAnsi="Century"/>
+          <w:color w:val="222222"/>
+          <w:sz w:val="20"/>
+          <w:szCs w:val="20"/>
+        </w:rPr>
+        <w:t xml:space="preserve"> Li</w:t>
+      </w:r>
+      <w:proofErr w:type="gramEnd"/>
+      <w:r>
+        <w:rPr>
+          <w:rFonts w:ascii="Century" w:hAnsi="Century"/>
+          <w:color w:val="222222"/>
+          <w:sz w:val="20"/>
+          <w:szCs w:val="20"/>
+        </w:rPr>
+        <w:t>,</w:t>
+      </w:r>
+      <w:r>
+        <w:rPr>
+          <w:rFonts w:ascii="Century" w:hAnsi="Century" w:hint="eastAsia"/>
+          <w:color w:val="222222"/>
+          <w:sz w:val="20"/>
+          <w:szCs w:val="20"/>
+        </w:rPr>
+        <w:t xml:space="preserve"> W., </w:t>
+      </w:r>
+      <w:r>
+        <w:rPr>
+          <w:rFonts w:ascii="Century" w:hAnsi="Century"/>
+          <w:color w:val="222222"/>
+          <w:sz w:val="20"/>
+          <w:szCs w:val="20"/>
+        </w:rPr>
+        <w:t>Xu,</w:t>
+      </w:r>
+      <w:r>
+        <w:rPr>
+          <w:rFonts w:ascii="Century" w:hAnsi="Century" w:hint="eastAsia"/>
+          <w:color w:val="222222"/>
+          <w:sz w:val="20"/>
+          <w:szCs w:val="20"/>
+        </w:rPr>
+        <w:t xml:space="preserve"> X.,</w:t>
+      </w:r>
+      <w:r>
+        <w:rPr>
+          <w:rFonts w:ascii="Century" w:hAnsi="Century"/>
+          <w:color w:val="222222"/>
+          <w:sz w:val="20"/>
+          <w:szCs w:val="20"/>
+        </w:rPr>
+        <w:t xml:space="preserve"> Chen,</w:t>
+      </w:r>
+      <w:r>
+        <w:rPr>
+          <w:rFonts w:ascii="Century" w:hAnsi="Century" w:hint="eastAsia"/>
+          <w:color w:val="222222"/>
+          <w:sz w:val="20"/>
+          <w:szCs w:val="20"/>
+        </w:rPr>
+        <w:t xml:space="preserve"> J.,</w:t>
+      </w:r>
+      <w:r>
+        <w:rPr>
+          <w:rFonts w:ascii="Century" w:hAnsi="Century"/>
+          <w:color w:val="222222"/>
+          <w:sz w:val="20"/>
+          <w:szCs w:val="20"/>
+        </w:rPr>
+        <w:t xml:space="preserve"> Chen</w:t>
+      </w:r>
+      <w:r>
+        <w:rPr>
+          <w:rFonts w:ascii="Century" w:hAnsi="Century" w:hint="eastAsia"/>
+          <w:color w:val="222222"/>
+          <w:sz w:val="20"/>
+          <w:szCs w:val="20"/>
+        </w:rPr>
+        <w:t>, C.,</w:t>
+      </w:r>
+      <w:r>
+        <w:rPr>
+          <w:rFonts w:ascii="Century" w:hAnsi="Century" w:hint="eastAsia"/>
+          <w:color w:val="222222"/>
+          <w:sz w:val="20"/>
+          <w:szCs w:val="20"/>
+        </w:rPr>
+        <w:t xml:space="preserve"> </w:t>
+      </w:r>
+      <w:r>
+        <w:rPr>
+          <w:rFonts w:ascii="Century" w:hAnsi="Century"/>
+          <w:color w:val="222222"/>
+          <w:sz w:val="20"/>
+          <w:szCs w:val="20"/>
+        </w:rPr>
+        <w:t>Navigating Hierarchies in Hyperbolic Space: A Knowledge-Driven Graph Network for Semantic Segmentation of Remote Sensing Imagery</w:t>
+      </w:r>
+      <w:r>
+        <w:rPr>
+          <w:rFonts w:ascii="Century" w:hAnsi="Century" w:hint="eastAsia"/>
+          <w:color w:val="222222"/>
+          <w:sz w:val="20"/>
+          <w:szCs w:val="20"/>
+        </w:rPr>
+        <w:t xml:space="preserve">. </w:t>
+      </w:r>
+      <w:r>
+        <w:rPr>
+          <w:rFonts w:ascii="Century" w:hAnsi="Century"/>
+          <w:color w:val="222222"/>
+          <w:sz w:val="20"/>
+          <w:szCs w:val="20"/>
+        </w:rPr>
+        <w:t>International Journal of Applied Earth Observation and Geoinformation</w:t>
+      </w:r>
+    </w:p>
+    <w:p>
+      <w:pPr>
+        <w:spacing w:after="120" w:line="240" w:lineRule="auto"/>
+        <w:ind w:left="1728" w:hanging="720"/>
+        <w:jc w:val="both"/>
+        <w:rPr>
+          <w:rFonts w:ascii="Century" w:hAnsi="Century" w:hint="eastAsia"/>
+          <w:color w:val="222222"/>
+          <w:sz w:val="20"/>
+          <w:szCs w:val="20"/>
+        </w:rPr>
+      </w:pPr>
+      <w:r>
+        <w:rPr>
           <w:rFonts w:ascii="Times New Roman" w:hAnsi="Times New Roman" w:cs="Times New Roman"/>
           <w:bCs/>
           <w:noProof/>
@@ -4720,13 +5000,13 @@
         <mc:AlternateContent>
           <mc:Choice Requires="wps">
             <w:drawing>
-              <wp:anchor distT="45720" distB="45720" distL="114300" distR="114300" simplePos="0" relativeHeight="252160000" behindDoc="0" locked="0" layoutInCell="1" allowOverlap="1" wp14:anchorId="440284F4" wp14:editId="387023E7">
+              <wp:anchor distT="45720" distB="45720" distL="114300" distR="114300" simplePos="0" relativeHeight="252160000" behindDoc="0" locked="0" layoutInCell="1" allowOverlap="1" wp14:anchorId="440284F4" wp14:editId="24A9D2F6">
                 <wp:simplePos x="0" y="0"/>
                 <wp:positionH relativeFrom="margin">
                   <wp:posOffset>-24765</wp:posOffset>
                 </wp:positionH>
                 <wp:positionV relativeFrom="paragraph">
-                  <wp:posOffset>336450</wp:posOffset>
+                  <wp:posOffset>630093</wp:posOffset>
                 </wp:positionV>
                 <wp:extent cx="825500" cy="272415"/>
                 <wp:effectExtent l="0" t="0" r="0" b="0"/>
@@ -4808,7 +5088,7 @@
                 <v:stroke joinstyle="miter"/>
                 <v:path gradientshapeok="t" o:connecttype="rect"/>
               </v:shapetype>
-              <v:shape id="Text Box 1363932367" o:spid="_x0000_s1037" type="#_x0000_t202" style="position:absolute;left:0;text-align:left;margin-left:-1.95pt;margin-top:26.5pt;width:65pt;height:21.45pt;z-index:252160000;visibility:visible;mso-wrap-style:square;mso-width-percent:0;mso-height-percent:0;mso-wrap-distance-left:9pt;mso-wrap-distance-top:3.6pt;mso-wrap-distance-right:9pt;mso-wrap-distance-bottom:3.6pt;mso-position-horizontal:absolute;mso-position-horizontal-relative:margin;mso-position-vertical:absolute;mso-position-vertical-relative:text;mso-width-percent:0;mso-height-percent:0;mso-width-relative:margin;mso-height-relative:margin;v-text-anchor:top" o:gfxdata="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" filled="f" stroked="f">
+              <v:shape id="Text Box 1363932367" o:spid="_x0000_s1038" type="#_x0000_t202" style="position:absolute;left:0;text-align:left;margin-left:-1.95pt;margin-top:49.6pt;width:65pt;height:21.45pt;z-index:252160000;visibility:visible;mso-wrap-style:square;mso-width-percent:0;mso-height-percent:0;mso-wrap-distance-left:9pt;mso-wrap-distance-top:3.6pt;mso-wrap-distance-right:9pt;mso-wrap-distance-bottom:3.6pt;mso-position-horizontal:absolute;mso-position-horizontal-relative:margin;mso-position-vertical:absolute;mso-position-vertical-relative:text;mso-width-percent:0;mso-height-percent:0;mso-width-relative:margin;mso-height-relative:margin;v-text-anchor:top" o:gfxdata="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" filled="f" stroked="f">
                 <v:textbox>
                   <w:txbxContent>
                     <w:p>
@@ -4852,7 +5132,7 @@
           <w:sz w:val="20"/>
           <w:szCs w:val="20"/>
         </w:rPr>
-        <w:t>Yap, W., Duarte, F., Yu, Z., Jang, K</w:t>
+        <w:t>Guan, Q., Fan, Y., Wang, Y., Liang, L.,</w:t>
       </w:r>
       <w:r>
         <w:rPr>
@@ -4861,7 +5141,7 @@
           <w:sz w:val="20"/>
           <w:szCs w:val="20"/>
         </w:rPr>
-        <w:t xml:space="preserve">., </w:t>
+        <w:t xml:space="preserve"> </w:t>
       </w:r>
       <w:r>
         <w:rPr>
@@ -4873,16 +5153,25 @@
           <w:szCs w:val="20"/>
           <w:u w:val="single"/>
         </w:rPr>
-        <w:t>Luo, P</w:t>
-      </w:r>
-      <w:r>
-        <w:rPr>
-          <w:rFonts w:ascii="Century" w:hAnsi="Century"/>
-          <w:color w:val="222222"/>
-          <w:sz w:val="20"/>
-          <w:szCs w:val="20"/>
-        </w:rPr>
-        <w:t>.,</w:t>
+        <w:t>Luo, P.,</w:t>
+      </w:r>
+      <w:r>
+        <w:rPr>
+          <w:rFonts w:ascii="Century" w:hAnsi="Century"/>
+          <w:color w:val="222222"/>
+          <w:sz w:val="20"/>
+          <w:szCs w:val="20"/>
+        </w:rPr>
+        <w:t xml:space="preserve"> Yao, Y., </w:t>
+      </w:r>
+      <w:r>
+        <w:rPr>
+          <w:rFonts w:ascii="Century" w:hAnsi="Century"/>
+          <w:color w:val="222222"/>
+          <w:sz w:val="20"/>
+          <w:szCs w:val="20"/>
+        </w:rPr>
+        <w:t>Real-time multi-depot urban logistics optimization in megacities via transformer-based deep reinforcement learning</w:t>
       </w:r>
       <w:r>
         <w:rPr>
@@ -4891,16 +5180,16 @@
           <w:sz w:val="20"/>
           <w:szCs w:val="20"/>
         </w:rPr>
-        <w:t xml:space="preserve"> </w:t>
-      </w:r>
-      <w:r>
-        <w:rPr>
-          <w:rFonts w:ascii="Century" w:hAnsi="Century"/>
-          <w:color w:val="222222"/>
-          <w:sz w:val="20"/>
-          <w:szCs w:val="20"/>
-        </w:rPr>
-        <w:t xml:space="preserve">Ratti, C., Biljecki, F., Multifold Health Gains from Addressing Urban Inequality across Major US Cities. Nature </w:t>
+        <w:t xml:space="preserve">. </w:t>
+      </w:r>
+      <w:r>
+        <w:rPr>
+          <w:rFonts w:ascii="Century" w:hAnsi="Century"/>
+          <w:color w:val="222222"/>
+          <w:sz w:val="20"/>
+          <w:szCs w:val="20"/>
+        </w:rPr>
+        <w:t>International Journal of Geographical Information Science</w:t>
       </w:r>
       <w:r>
         <w:rPr>
@@ -4909,17 +5198,39 @@
           <w:sz w:val="20"/>
           <w:szCs w:val="20"/>
         </w:rPr>
-        <w:t>Health</w:t>
-      </w:r>
-      <w:r>
-        <w:rPr>
-          <w:rFonts w:ascii="Century" w:hAnsi="Century"/>
-          <w:color w:val="222222"/>
-          <w:sz w:val="20"/>
-          <w:szCs w:val="20"/>
-        </w:rPr>
-        <w:t xml:space="preserve"> </w:t>
-      </w:r>
+        <w:t xml:space="preserve">, </w:t>
+      </w:r>
+      <w:hyperlink r:id="rId19" w:history="1">
+        <w:proofErr w:type="spellStart"/>
+        <w:r>
+          <w:rPr>
+            <w:rStyle w:val="Hyperlink"/>
+            <w:rFonts w:ascii="Century" w:hAnsi="Century"/>
+            <w:sz w:val="20"/>
+            <w:szCs w:val="20"/>
+          </w:rPr>
+          <w:t>doi</w:t>
+        </w:r>
+        <w:proofErr w:type="spellEnd"/>
+        <w:r>
+          <w:rPr>
+            <w:rStyle w:val="Hyperlink"/>
+            <w:rFonts w:ascii="Century" w:hAnsi="Century" w:hint="eastAsia"/>
+            <w:sz w:val="20"/>
+            <w:szCs w:val="20"/>
+          </w:rPr>
+          <w:t xml:space="preserve">: </w:t>
+        </w:r>
+        <w:r>
+          <w:rPr>
+            <w:rStyle w:val="Hyperlink"/>
+            <w:rFonts w:ascii="Century" w:hAnsi="Century"/>
+            <w:sz w:val="20"/>
+            <w:szCs w:val="20"/>
+          </w:rPr>
+          <w:t>10.1080/13658816.2025.2551723</w:t>
+        </w:r>
+      </w:hyperlink>
     </w:p>
     <w:p>
       <w:pPr>
@@ -4959,7 +5270,7 @@
         </w:rPr>
         <w:t xml:space="preserve">, </w:t>
       </w:r>
-      <w:hyperlink r:id="rId19" w:history="1">
+      <w:hyperlink r:id="rId20" w:history="1">
         <w:proofErr w:type="spellStart"/>
         <w:r>
           <w:rPr>
@@ -5066,7 +5377,7 @@
         </w:rPr>
         <w:t xml:space="preserve">, </w:t>
       </w:r>
-      <w:hyperlink r:id="rId20" w:history="1">
+      <w:hyperlink r:id="rId21" w:history="1">
         <w:proofErr w:type="spellStart"/>
         <w:r>
           <w:rPr>
@@ -5257,7 +5568,7 @@
         </w:rPr>
         <w:t xml:space="preserve">, </w:t>
       </w:r>
-      <w:hyperlink r:id="rId21" w:history="1">
+      <w:hyperlink r:id="rId22" w:history="1">
         <w:proofErr w:type="spellStart"/>
         <w:r>
           <w:rPr>
@@ -5460,7 +5771,7 @@
         </w:rPr>
         <w:t xml:space="preserve">, </w:t>
       </w:r>
-      <w:hyperlink r:id="rId22" w:anchor="abstract" w:history="1">
+      <w:hyperlink r:id="rId23" w:anchor="abstract" w:history="1">
         <w:proofErr w:type="spellStart"/>
         <w:r>
           <w:rPr>
@@ -5560,7 +5871,7 @@
         </w:rPr>
         <w:t xml:space="preserve">, </w:t>
       </w:r>
-      <w:hyperlink r:id="rId23" w:history="1">
+      <w:hyperlink r:id="rId24" w:history="1">
         <w:proofErr w:type="spellStart"/>
         <w:r>
           <w:rPr>
@@ -5669,7 +5980,7 @@
         </w:rPr>
         <w:t xml:space="preserve">, </w:t>
       </w:r>
-      <w:hyperlink r:id="rId24" w:history="1">
+      <w:hyperlink r:id="rId25" w:history="1">
         <w:proofErr w:type="spellStart"/>
         <w:r>
           <w:rPr>
@@ -5712,6 +6023,7 @@
           <w:color w:val="222222"/>
           <w:sz w:val="20"/>
         </w:rPr>
+        <w:lastRenderedPageBreak/>
         <w:t>Luo,H</w:t>
       </w:r>
       <w:proofErr w:type="spellEnd"/>
@@ -5788,7 +6100,7 @@
         </w:rPr>
         <w:t xml:space="preserve"> and Remote Sensing, </w:t>
       </w:r>
-      <w:hyperlink r:id="rId25" w:history="1">
+      <w:hyperlink r:id="rId26" w:history="1">
         <w:proofErr w:type="spellStart"/>
         <w:r>
           <w:rPr>
@@ -5866,7 +6178,7 @@
         </w:rPr>
         <w:t xml:space="preserve">, </w:t>
       </w:r>
-      <w:hyperlink r:id="rId26" w:history="1">
+      <w:hyperlink r:id="rId27" w:history="1">
         <w:proofErr w:type="spellStart"/>
         <w:r>
           <w:rPr>
@@ -5912,7 +6224,6 @@
           <w:color w:val="222222"/>
           <w:sz w:val="20"/>
         </w:rPr>
-        <w:lastRenderedPageBreak/>
         <w:t xml:space="preserve">Chen, C., </w:t>
       </w:r>
       <w:r>
@@ -5972,7 +6283,7 @@
         </w:rPr>
         <w:t xml:space="preserve">1, </w:t>
       </w:r>
-      <w:hyperlink r:id="rId27" w:history="1">
+      <w:hyperlink r:id="rId28" w:history="1">
         <w:proofErr w:type="spellStart"/>
         <w:r>
           <w:rPr>
@@ -6135,7 +6446,7 @@
         </w:rPr>
         <w:t xml:space="preserve"> </w:t>
       </w:r>
-      <w:hyperlink r:id="rId28" w:history="1">
+      <w:hyperlink r:id="rId29" w:history="1">
         <w:proofErr w:type="spellStart"/>
         <w:r>
           <w:rPr>
@@ -6313,7 +6624,7 @@
         </w:rPr>
         <w:t xml:space="preserve">: </w:t>
       </w:r>
-      <w:hyperlink r:id="rId29" w:history="1">
+      <w:hyperlink r:id="rId30" w:history="1">
         <w:r>
           <w:rPr>
             <w:rStyle w:val="Hyperlink"/>
@@ -6322,116 +6633,6 @@
             <w:szCs w:val="20"/>
           </w:rPr>
           <w:t>10.1080/15230406.2025.2593949</w:t>
-        </w:r>
-      </w:hyperlink>
-    </w:p>
-    <w:p>
-      <w:pPr>
-        <w:spacing w:after="120" w:line="240" w:lineRule="auto"/>
-        <w:ind w:left="1728" w:hanging="720"/>
-        <w:jc w:val="both"/>
-        <w:rPr>
-          <w:rFonts w:ascii="Century" w:hAnsi="Century"/>
-          <w:color w:val="222222"/>
-          <w:sz w:val="20"/>
-          <w:szCs w:val="20"/>
-        </w:rPr>
-      </w:pPr>
-      <w:r>
-        <w:rPr>
-          <w:rFonts w:ascii="Century" w:hAnsi="Century"/>
-          <w:color w:val="222222"/>
-          <w:sz w:val="20"/>
-          <w:szCs w:val="20"/>
-        </w:rPr>
-        <w:t>Guan, Q., Fan, Y., Wang, Y., Liang, L.,</w:t>
-      </w:r>
-      <w:r>
-        <w:rPr>
-          <w:rFonts w:ascii="Century" w:hAnsi="Century" w:hint="eastAsia"/>
-          <w:color w:val="222222"/>
-          <w:sz w:val="20"/>
-          <w:szCs w:val="20"/>
-        </w:rPr>
-        <w:t xml:space="preserve"> </w:t>
-      </w:r>
-      <w:r>
-        <w:rPr>
-          <w:rFonts w:ascii="Century" w:hAnsi="Century"/>
-          <w:b/>
-          <w:bCs/>
-          <w:color w:val="222222"/>
-          <w:sz w:val="20"/>
-          <w:szCs w:val="20"/>
-          <w:u w:val="single"/>
-        </w:rPr>
-        <w:t>Luo, P.,</w:t>
-      </w:r>
-      <w:r>
-        <w:rPr>
-          <w:rFonts w:ascii="Century" w:hAnsi="Century"/>
-          <w:color w:val="222222"/>
-          <w:sz w:val="20"/>
-          <w:szCs w:val="20"/>
-        </w:rPr>
-        <w:t xml:space="preserve"> </w:t>
-      </w:r>
-      <w:r>
-        <w:rPr>
-          <w:rFonts w:ascii="Century" w:hAnsi="Century"/>
-          <w:color w:val="222222"/>
-          <w:sz w:val="20"/>
-          <w:szCs w:val="20"/>
-        </w:rPr>
-        <w:t xml:space="preserve">Yao, Y., </w:t>
-      </w:r>
-      <w:r>
-        <w:rPr>
-          <w:rFonts w:ascii="Century" w:hAnsi="Century"/>
-          <w:color w:val="222222"/>
-          <w:sz w:val="20"/>
-          <w:szCs w:val="20"/>
-        </w:rPr>
-        <w:t>Dynamic Multi-Depot Logistics Optimization in Megacities Using Transformer-Enhanced Deep Reinforcement Learning for Real-Time Route Efficiency. International Journal of Geographical Information Science</w:t>
-      </w:r>
-      <w:r>
-        <w:rPr>
-          <w:rFonts w:ascii="Century" w:hAnsi="Century" w:hint="eastAsia"/>
-          <w:color w:val="222222"/>
-          <w:sz w:val="20"/>
-          <w:szCs w:val="20"/>
-        </w:rPr>
-        <w:t xml:space="preserve">, </w:t>
-      </w:r>
-      <w:hyperlink r:id="rId30" w:history="1">
-        <w:proofErr w:type="spellStart"/>
-        <w:r>
-          <w:rPr>
-            <w:rStyle w:val="Hyperlink"/>
-            <w:rFonts w:ascii="Century" w:hAnsi="Century"/>
-            <w:sz w:val="20"/>
-            <w:szCs w:val="20"/>
-          </w:rPr>
-          <w:t>doi</w:t>
-        </w:r>
-        <w:proofErr w:type="spellEnd"/>
-        <w:r>
-          <w:rPr>
-            <w:rStyle w:val="Hyperlink"/>
-            <w:rFonts w:ascii="Century" w:hAnsi="Century" w:hint="eastAsia"/>
-            <w:sz w:val="20"/>
-            <w:szCs w:val="20"/>
-          </w:rPr>
-          <w:t xml:space="preserve">: </w:t>
-        </w:r>
-        <w:r>
-          <w:rPr>
-            <w:rStyle w:val="Hyperlink"/>
-            <w:rFonts w:ascii="Century" w:hAnsi="Century"/>
-            <w:sz w:val="20"/>
-            <w:szCs w:val="20"/>
-          </w:rPr>
-          <w:t>10.1080/13658816.2025.2551723</w:t>
         </w:r>
       </w:hyperlink>
     </w:p>
@@ -15268,90 +15469,6 @@
       <w:r>
         <w:rPr>
           <w:rFonts w:ascii="Century" w:hAnsi="Century" w:cs="Times New Roman"/>
-          <w:sz w:val="20"/>
-          <w:szCs w:val="18"/>
-        </w:rPr>
-        <w:t>Academic Scholarship</w:t>
-      </w:r>
-      <w:r>
-        <w:rPr>
-          <w:rFonts w:ascii="Century" w:hAnsi="Century" w:cs="Times New Roman" w:hint="eastAsia"/>
-          <w:sz w:val="20"/>
-          <w:szCs w:val="18"/>
-        </w:rPr>
-        <w:t>, Peking University</w:t>
-      </w:r>
-      <w:r>
-        <w:rPr>
-          <w:rFonts w:ascii="Century" w:hAnsi="Century" w:cs="Times New Roman" w:hint="eastAsia"/>
-          <w:sz w:val="20"/>
-          <w:szCs w:val="18"/>
-        </w:rPr>
-        <w:t>.</w:t>
-      </w:r>
-      <w:r>
-        <w:rPr>
-          <w:rFonts w:ascii="Century" w:hAnsi="Century" w:cs="Times New Roman"/>
-          <w:sz w:val="20"/>
-          <w:szCs w:val="18"/>
-        </w:rPr>
-        <w:t xml:space="preserve"> </w:t>
-      </w:r>
-      <w:r>
-        <w:rPr>
-          <w:rFonts w:ascii="Century" w:hAnsi="Century" w:cs="Times New Roman"/>
-          <w:sz w:val="20"/>
-          <w:szCs w:val="18"/>
-        </w:rPr>
-        <w:t>($</w:t>
-      </w:r>
-      <w:r>
-        <w:rPr>
-          <w:rFonts w:ascii="Century" w:hAnsi="Century" w:cs="Times New Roman" w:hint="eastAsia"/>
-          <w:sz w:val="20"/>
-          <w:szCs w:val="18"/>
-        </w:rPr>
-        <w:t>4</w:t>
-      </w:r>
-      <w:r>
-        <w:rPr>
-          <w:rFonts w:ascii="Century" w:hAnsi="Century" w:cs="Times New Roman" w:hint="eastAsia"/>
-          <w:sz w:val="20"/>
-          <w:szCs w:val="18"/>
-        </w:rPr>
-        <w:t>5</w:t>
-      </w:r>
-      <w:r>
-        <w:rPr>
-          <w:rFonts w:ascii="Century" w:hAnsi="Century" w:cs="Times New Roman" w:hint="eastAsia"/>
-          <w:sz w:val="20"/>
-          <w:szCs w:val="18"/>
-        </w:rPr>
-        <w:t>0</w:t>
-      </w:r>
-      <w:r>
-        <w:rPr>
-          <w:rFonts w:ascii="Century" w:hAnsi="Century" w:cs="Times New Roman"/>
-          <w:sz w:val="20"/>
-          <w:szCs w:val="18"/>
-        </w:rPr>
-        <w:t>0)</w:t>
-      </w:r>
-    </w:p>
-    <w:p>
-      <w:pPr>
-        <w:spacing w:after="120" w:line="240" w:lineRule="auto"/>
-        <w:ind w:left="1008"/>
-        <w:jc w:val="both"/>
-        <w:rPr>
-          <w:rFonts w:ascii="Century" w:hAnsi="Century" w:cs="Times New Roman"/>
-          <w:sz w:val="20"/>
-          <w:szCs w:val="18"/>
-        </w:rPr>
-      </w:pPr>
-      <w:r>
-        <w:rPr>
-          <w:rFonts w:ascii="Century" w:hAnsi="Century" w:cs="Times New Roman"/>
           <w:noProof/>
           <w:sz w:val="20"/>
           <w:szCs w:val="18"/>
@@ -15359,13 +15476,13 @@
         <mc:AlternateContent>
           <mc:Choice Requires="wps">
             <w:drawing>
-              <wp:anchor distT="45720" distB="45720" distL="114300" distR="114300" simplePos="0" relativeHeight="251930624" behindDoc="0" locked="0" layoutInCell="1" allowOverlap="1" wp14:anchorId="5AD13A1C" wp14:editId="1A05779D">
+              <wp:anchor distT="45720" distB="45720" distL="114300" distR="114300" simplePos="0" relativeHeight="251930624" behindDoc="0" locked="0" layoutInCell="1" allowOverlap="1" wp14:anchorId="5AD13A1C" wp14:editId="24539480">
                 <wp:simplePos x="0" y="0"/>
                 <wp:positionH relativeFrom="margin">
-                  <wp:posOffset>-6851</wp:posOffset>
+                  <wp:posOffset>-89477</wp:posOffset>
                 </wp:positionH>
                 <wp:positionV relativeFrom="paragraph">
-                  <wp:posOffset>-64770</wp:posOffset>
+                  <wp:posOffset>164465</wp:posOffset>
                 </wp:positionV>
                 <wp:extent cx="577850" cy="272415"/>
                 <wp:effectExtent l="0" t="0" r="0" b="0"/>
@@ -15442,11 +15559,7 @@
           </mc:Choice>
           <mc:Fallback>
             <w:pict>
-              <v:shapetype w14:anchorId="5AD13A1C" id="_x0000_t202" coordsize="21600,21600" o:spt="202" path="m,l,21600r21600,l21600,xe">
-                <v:stroke joinstyle="miter"/>
-                <v:path gradientshapeok="t" o:connecttype="rect"/>
-              </v:shapetype>
-              <v:shape id="Text Box 261" o:spid="_x0000_s1060" type="#_x0000_t202" style="position:absolute;left:0;text-align:left;margin-left:-.55pt;margin-top:-5.1pt;width:45.5pt;height:21.45pt;z-index:251930624;visibility:visible;mso-wrap-style:square;mso-width-percent:0;mso-height-percent:0;mso-wrap-distance-left:9pt;mso-wrap-distance-top:3.6pt;mso-wrap-distance-right:9pt;mso-wrap-distance-bottom:3.6pt;mso-position-horizontal:absolute;mso-position-horizontal-relative:margin;mso-position-vertical:absolute;mso-position-vertical-relative:text;mso-width-percent:0;mso-height-percent:0;mso-width-relative:margin;mso-height-relative:margin;v-text-anchor:top" o:gfxdata="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" filled="f" stroked="f">
+              <v:shape w14:anchorId="5AD13A1C" id="Text Box 261" o:spid="_x0000_s1060" type="#_x0000_t202" style="position:absolute;left:0;text-align:left;margin-left:-7.05pt;margin-top:12.95pt;width:45.5pt;height:21.45pt;z-index:251930624;visibility:visible;mso-wrap-style:square;mso-width-percent:0;mso-height-percent:0;mso-wrap-distance-left:9pt;mso-wrap-distance-top:3.6pt;mso-wrap-distance-right:9pt;mso-wrap-distance-bottom:3.6pt;mso-position-horizontal:absolute;mso-position-horizontal-relative:margin;mso-position-vertical:absolute;mso-position-vertical-relative:text;mso-width-percent:0;mso-height-percent:0;mso-width-relative:margin;mso-height-relative:margin;v-text-anchor:top" o:gfxdata="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" filled="f" stroked="f">
                 <v:textbox>
                   <w:txbxContent>
                     <w:p>
@@ -15482,6 +15595,90 @@
           </mc:Fallback>
         </mc:AlternateContent>
       </w:r>
+      <w:r>
+        <w:rPr>
+          <w:rFonts w:ascii="Century" w:hAnsi="Century" w:cs="Times New Roman"/>
+          <w:sz w:val="20"/>
+          <w:szCs w:val="18"/>
+        </w:rPr>
+        <w:t>Academic Scholarship</w:t>
+      </w:r>
+      <w:r>
+        <w:rPr>
+          <w:rFonts w:ascii="Century" w:hAnsi="Century" w:cs="Times New Roman" w:hint="eastAsia"/>
+          <w:sz w:val="20"/>
+          <w:szCs w:val="18"/>
+        </w:rPr>
+        <w:t>, Peking University</w:t>
+      </w:r>
+      <w:r>
+        <w:rPr>
+          <w:rFonts w:ascii="Century" w:hAnsi="Century" w:cs="Times New Roman" w:hint="eastAsia"/>
+          <w:sz w:val="20"/>
+          <w:szCs w:val="18"/>
+        </w:rPr>
+        <w:t>.</w:t>
+      </w:r>
+      <w:r>
+        <w:rPr>
+          <w:rFonts w:ascii="Century" w:hAnsi="Century" w:cs="Times New Roman"/>
+          <w:sz w:val="20"/>
+          <w:szCs w:val="18"/>
+        </w:rPr>
+        <w:t xml:space="preserve"> </w:t>
+      </w:r>
+      <w:r>
+        <w:rPr>
+          <w:rFonts w:ascii="Century" w:hAnsi="Century" w:cs="Times New Roman"/>
+          <w:sz w:val="20"/>
+          <w:szCs w:val="18"/>
+        </w:rPr>
+        <w:t>($</w:t>
+      </w:r>
+      <w:r>
+        <w:rPr>
+          <w:rFonts w:ascii="Century" w:hAnsi="Century" w:cs="Times New Roman" w:hint="eastAsia"/>
+          <w:sz w:val="20"/>
+          <w:szCs w:val="18"/>
+        </w:rPr>
+        <w:t>4</w:t>
+      </w:r>
+      <w:r>
+        <w:rPr>
+          <w:rFonts w:ascii="Century" w:hAnsi="Century" w:cs="Times New Roman" w:hint="eastAsia"/>
+          <w:sz w:val="20"/>
+          <w:szCs w:val="18"/>
+        </w:rPr>
+        <w:t>5</w:t>
+      </w:r>
+      <w:r>
+        <w:rPr>
+          <w:rFonts w:ascii="Century" w:hAnsi="Century" w:cs="Times New Roman" w:hint="eastAsia"/>
+          <w:sz w:val="20"/>
+          <w:szCs w:val="18"/>
+        </w:rPr>
+        <w:t>0</w:t>
+      </w:r>
+      <w:r>
+        <w:rPr>
+          <w:rFonts w:ascii="Century" w:hAnsi="Century" w:cs="Times New Roman"/>
+          <w:sz w:val="20"/>
+          <w:szCs w:val="18"/>
+        </w:rPr>
+        <w:t>0)</w:t>
+      </w:r>
+    </w:p>
+    <w:p>
+      <w:pPr>
+        <w:spacing w:after="120" w:line="240" w:lineRule="auto"/>
+        <w:ind w:left="1008"/>
+        <w:jc w:val="both"/>
+        <w:rPr>
+          <w:rFonts w:ascii="Century" w:hAnsi="Century" w:cs="Times New Roman"/>
+          <w:sz w:val="20"/>
+          <w:szCs w:val="18"/>
+        </w:rPr>
+      </w:pPr>
       <w:r>
         <w:rPr>
           <w:rFonts w:ascii="Century" w:hAnsi="Century" w:cs="Times New Roman"/>
@@ -20548,7 +20745,7 @@
             <w:pPr>
               <w:jc w:val="both"/>
               <w:rPr>
-                <w:rFonts w:ascii="Century" w:hAnsi="Century" w:hint="eastAsia"/>
+                <w:rFonts w:ascii="Century" w:hAnsi="Century"/>
                 <w:color w:val="222222"/>
                 <w:sz w:val="20"/>
                 <w:szCs w:val="20"/>
@@ -20591,7 +20788,7 @@
             <w:pPr>
               <w:jc w:val="both"/>
               <w:rPr>
-                <w:rFonts w:ascii="Century" w:hAnsi="Century" w:hint="eastAsia"/>
+                <w:rFonts w:ascii="Century" w:hAnsi="Century"/>
                 <w:color w:val="222222"/>
                 <w:sz w:val="20"/>
                 <w:szCs w:val="20"/>
@@ -20618,7 +20815,7 @@
             <w:pPr>
               <w:jc w:val="both"/>
               <w:rPr>
-                <w:rFonts w:ascii="Century" w:hAnsi="Century" w:hint="eastAsia"/>
+                <w:rFonts w:ascii="Century" w:hAnsi="Century"/>
                 <w:b/>
                 <w:bCs/>
                 <w:i/>
@@ -20672,7 +20869,7 @@
             <w:pPr>
               <w:jc w:val="both"/>
               <w:rPr>
-                <w:rFonts w:ascii="Century" w:hAnsi="Century" w:hint="eastAsia"/>
+                <w:rFonts w:ascii="Century" w:hAnsi="Century"/>
                 <w:color w:val="222222"/>
                 <w:sz w:val="20"/>
                 <w:szCs w:val="20"/>
@@ -20699,7 +20896,7 @@
             <w:pPr>
               <w:jc w:val="both"/>
               <w:rPr>
-                <w:rFonts w:ascii="Century" w:hAnsi="Century" w:hint="eastAsia"/>
+                <w:rFonts w:ascii="Century" w:hAnsi="Century"/>
                 <w:b/>
                 <w:bCs/>
                 <w:i/>
@@ -20719,7 +20916,7 @@
             <w:pPr>
               <w:jc w:val="both"/>
               <w:rPr>
-                <w:rFonts w:ascii="Century" w:hAnsi="Century" w:hint="eastAsia"/>
+                <w:rFonts w:ascii="Century" w:hAnsi="Century"/>
                 <w:color w:val="222222"/>
                 <w:sz w:val="20"/>
                 <w:szCs w:val="20"/>
@@ -20735,7 +20932,7 @@
             <w:pPr>
               <w:jc w:val="both"/>
               <w:rPr>
-                <w:rFonts w:ascii="Century" w:hAnsi="Century" w:hint="eastAsia"/>
+                <w:rFonts w:ascii="Century" w:hAnsi="Century"/>
                 <w:color w:val="222222"/>
                 <w:sz w:val="20"/>
                 <w:szCs w:val="20"/>
@@ -26617,6 +26814,8 @@
         <w:t>mposiums</w:t>
       </w:r>
     </w:p>
+    <w:bookmarkStart w:id="7" w:name="_Hlk149908087"/>
+    <w:bookmarkStart w:id="8" w:name="_Hlk115679840"/>
     <w:p>
       <w:pPr>
         <w:spacing w:line="240" w:lineRule="auto"/>
@@ -26631,8 +26830,6 @@
           <w:szCs w:val="20"/>
         </w:rPr>
       </w:pPr>
-      <w:bookmarkStart w:id="7" w:name="_Hlk149908087"/>
-      <w:bookmarkStart w:id="8" w:name="_Hlk115679840"/>
       <w:r>
         <w:rPr>
           <w:rFonts w:ascii="Century" w:hAnsi="Century" w:cs="Times New Roman"/>
